--- a/a7/packages/A7 Unit 5 - Multi-Step Proportional Relationships/Lessons/5.04/A7 5.04 Real-World Scale Drawings - Teacher Edition.docx
+++ b/a7/packages/A7 Unit 5 - Multi-Step Proportional Relationships/Lessons/5.04/A7 5.04 Real-World Scale Drawings - Teacher Edition.docx
@@ -273,7 +273,7 @@
           <w:color w:val="1A1A1A"/>
           <w:sz w:val="21"/>
         </w:rPr>
-        <w:t xml:space="preserve"> — Example 2 and its Your Turn: a distance, then a time   ·   </w:t>
+        <w:t xml:space="preserve"> — Example 2 and its Your Turn: the scale is not printed, and the room has to make it from one pair before the question can start   ·   </w:t>
       </w:r>
       <w:r>
         <w:rPr>
@@ -2137,7 +2137,7 @@
           <w:color w:val="1A1A1A"/>
           <w:sz w:val="21"/>
         </w:rPr>
-        <w:t xml:space="preserve">Example 2 — A map distance, then a time.  </w:t>
+        <w:t xml:space="preserve">Example 2 — The scale is not printed: make it from one pair.  </w:t>
       </w:r>
       <w:r>
         <w:rPr>
@@ -2146,7 +2146,7 @@
           <w:color w:val="1A1A1A"/>
           <w:sz w:val="21"/>
         </w:rPr>
-        <w:t>Ask what the first answer is for — nobody stops at the distance.</w:t>
+        <w:t>Ask what the scale is before anyone touches the 6 — nobody multiplies until it is written per 1 inch.</w:t>
       </w:r>
     </w:p>
     <w:p>
@@ -2179,7 +2179,7 @@
           <w:color w:val="1A1A1A"/>
           <w:sz w:val="21"/>
         </w:rPr>
-        <w:t>370 km, then 3.7 h: the scale is one rate and the speed is another.</w:t>
+        <w:t>The pair gives the scale: 18 ÷ 4 = 4.5 ft per inch.</w:t>
       </w:r>
     </w:p>
     <w:p>
@@ -2212,7 +2212,7 @@
           <w:color w:val="1A1A1A"/>
           <w:sz w:val="21"/>
         </w:rPr>
-        <w:t>155 km, then 3.1 h.</w:t>
+        <w:t>6.5 ft per inch; 32.5 ft.</w:t>
       </w:r>
     </w:p>
     <w:p>
@@ -2347,7 +2347,7 @@
           <w:color w:val="6B6B6B"/>
           <w:sz w:val="19"/>
         </w:rPr>
-        <w:t xml:space="preserve">   5.5 — added 3 [B1G-M 7.GR.1.5: the additive error]; 0.83 — divided [Notes I: drawing to real is × rate]</w:t>
+        <w:t xml:space="preserve">   5.5 — added 3 [7.GR.1.5: the additive error — Math Nation's named misconception]; 0.83 — divided [Notes I: drawing to real is × rate]</w:t>
       </w:r>
     </w:p>
     <w:p>
@@ -2589,7 +2589,7 @@
           <w:color w:val="6B6B6B"/>
           <w:sz w:val="19"/>
         </w:rPr>
-        <w:t xml:space="preserve"> × 4: the drawing's area scaled by the length rate [B1G-M 7.GR.1.5: scaling area like length; Notes II]; (C) 2(8 + 12): the real perimeter, not the area [5.02–03 Notes I]; (D) 8 + 12: the real dimensions added [B1G-M 7.GR.1.5: the additive error]</w:t>
+        <w:t xml:space="preserve"> × 4: the drawing's area scaled by the length rate [B1G-M 7.GR.1.5: scaling area like length; Notes II]; (C) 2(8 + 12): the real perimeter, not the area [5.02–03 Notes I]; (D) 8 + 12: the real dimensions added [7.GR.1.5: the additive error — Math Nation's named misconception]</w:t>
       </w:r>
       <w:r>
         <w:rPr>
@@ -2631,7 +2631,7 @@
           <w:color w:val="1A1A1A"/>
           <w:sz w:val="21"/>
         </w:rPr>
-        <w:t xml:space="preserve">A plane is 48 ft long. One model of it is built at 1 : 48, another at 1 : 72.  Which model is longer, and by how much?  →  </w:t>
+        <w:t xml:space="preserve">A plane is 36 ft long. One model of it is built at 1 : 48, another at 1 : 72.  Which model is longer, and by how much?  →  </w:t>
       </w:r>
       <w:r>
         <w:rPr>
@@ -2640,7 +2640,7 @@
           <w:color w:val="9E1B32"/>
           <w:sz w:val="21"/>
         </w:rPr>
-        <w:t>The 1 : 48 model, by 4 in (12 in against 8 in)</w:t>
+        <w:t>The 1 : 48 model, by 3 in (9 in against 6 in)</w:t>
       </w:r>
       <w:r>
         <w:rPr>
@@ -2649,7 +2649,7 @@
           <w:color w:val="6B6B6B"/>
           <w:sz w:val="19"/>
         </w:rPr>
-        <w:t xml:space="preserve">   the 1 : 72 model — 'the bigger scale is the bigger model' [Notes III: real ÷ rate — a bigger rate divides more]; 1 ft and 0.67 ft with no comparison — stopped early</w:t>
+        <w:t xml:space="preserve">   the 1 : 72 model — 'the bigger scale is the bigger model' [Notes III: real ÷ rate — a bigger rate divides more]; 0.75 ft and 0.5 ft with no comparison — stopped early</w:t>
       </w:r>
     </w:p>
     <w:p>
@@ -2682,7 +2682,7 @@
           <w:color w:val="1A1A1A"/>
           <w:sz w:val="21"/>
         </w:rPr>
-        <w:t xml:space="preserve">Mia, who is 12, enlarges her 9 in by 12 in poster into a mural at 1 in : 2 ft.  What are the mural's dimensions?  →  </w:t>
+        <w:t xml:space="preserve">Mia, who is 13, enlarges her 9 in by 12 in poster into a mural at 1 in : 2 ft.  What are the mural's dimensions?  →  </w:t>
       </w:r>
       <w:r>
         <w:rPr>
@@ -2700,7 +2700,7 @@
           <w:color w:val="6B6B6B"/>
           <w:sz w:val="20"/>
         </w:rPr>
-        <w:t xml:space="preserve">   The 12 (her age) is not needed.</w:t>
+        <w:t xml:space="preserve">   The 13 (her age) is not needed.</w:t>
       </w:r>
       <w:r>
         <w:rPr>
@@ -2742,7 +2742,7 @@
           <w:color w:val="1A1A1A"/>
           <w:sz w:val="21"/>
         </w:rPr>
-        <w:t xml:space="preserve">Andrew's drawing shows a wall 3.5 in wide; the real wall is 26.25 ft wide. The drawn height is 4 in. Find the real height and the wall's real area, and say which step uses the scale factor.  →  </w:t>
+        <w:t xml:space="preserve">On Andrew's drawing a wall is 3.5 in wide and 4 in tall; the real wall is 26.25 ft wide. Find the real height and the real area, and say which step uses the scale.  →  </w:t>
       </w:r>
       <w:r>
         <w:rPr>
@@ -2770,7 +2770,7 @@
           <w:color w:val="9E1B32"/>
           <w:sz w:val="21"/>
         </w:rPr>
-        <w:t>. The scale factor (7.5 ft per in) is the step from 4 in to 30 ft.</w:t>
+        <w:t>. The scale (7.5 ft per in) is the step from 4 in to 30 ft.</w:t>
       </w:r>
       <w:r>
         <w:rPr>
@@ -2817,7 +2817,7 @@
           <w:color w:val="6B6B6B"/>
           <w:sz w:val="19"/>
         </w:rPr>
-        <w:t>, then × 7.5 [B1G-M 7.GR.1.5: scaling area like length]; 'the area step is the scale factor' — the scale is between a drawing and a real length, not two real ones</w:t>
+        <w:t>, then × 7.5 [B1G-M 7.GR.1.5: scaling area like length]; 'the area step uses the scale' — the scale is between a drawing and a real length, not two real ones</w:t>
       </w:r>
     </w:p>
     <w:p>
@@ -2888,6 +2888,29 @@
     </w:p>
     <w:p>
       <w:pPr>
+        <w:spacing w:before="0" w:after="120"/>
+      </w:pPr>
+      <w:r>
+        <w:rPr>
+          <w:b/>
+          <w:i w:val="0"/>
+          <w:color w:val="1A1A1A"/>
+          <w:sz w:val="21"/>
+        </w:rPr>
+        <w:t>Variation.</w:t>
+      </w:r>
+      <w:r>
+        <w:rPr>
+          <w:b w:val="0"/>
+          <w:i w:val="0"/>
+          <w:color w:val="1A1A1A"/>
+          <w:sz w:val="21"/>
+        </w:rPr>
+        <w:t xml:space="preserve"> Boards 1–2 take a drawing length to a real one, the scale changing once; 3 reverses the direction; 4 is a one-unit model scale as a vote; 5 is the quarter-inch scale back to the paper. The pattern breaks at 6, where area is asked and the room has to go to real dimensions before multiplying. 7 compares two models of one object, 8 is the extra number, 9 the B1G-M's wall in writing. The independent set walks the same path: two scales, both directions, a real area, a model in meters, a scale made from one pair.</w:t>
+      </w:r>
+    </w:p>
+    <w:p>
+      <w:pPr>
         <w:keepNext/>
         <w:spacing w:before="280" w:after="120"/>
         <w:pBdr>
@@ -2949,7 +2972,7 @@
           <w:color w:val="1A1A1A"/>
           <w:sz w:val="20"/>
         </w:rPr>
-        <w:t>5.5 — added 3 [B1G-M 7.GR.1.5: the additive error]</w:t>
+        <w:t>5.5 — added 3 [7.GR.1.5: the additive error — Math Nation's named misconception]</w:t>
       </w:r>
     </w:p>
     <w:p>

--- a/a7/packages/A7 Unit 5 - Multi-Step Proportional Relationships/Lessons/5.04/A7 5.04 Real-World Scale Drawings - Teacher Edition.docx
+++ b/a7/packages/A7 Unit 5 - Multi-Step Proportional Relationships/Lessons/5.04/A7 5.04 Real-World Scale Drawings - Teacher Edition.docx
@@ -2278,7 +2278,50 @@
           <w:color w:val="1A1A1A"/>
           <w:sz w:val="21"/>
         </w:rPr>
-        <w:t xml:space="preserve">A plan is drawn at ½ in : 1 ft. A wall is 4 in long on it.  How long is the real wall?  →  </w:t>
+        <w:t xml:space="preserve">A plan is drawn at </w:t>
+      </w:r>
+      <w:r>
+        <w:drawing>
+          <wp:inline xmlns:a="http://schemas.openxmlformats.org/drawingml/2006/main" xmlns:pic="http://schemas.openxmlformats.org/drawingml/2006/picture">
+            <wp:extent cx="521207" cy="213360"/>
+            <wp:docPr id="1" name="Picture 1"/>
+            <wp:cNvGraphicFramePr>
+              <a:graphicFrameLocks noChangeAspect="1"/>
+            </wp:cNvGraphicFramePr>
+            <a:graphic>
+              <a:graphicData uri="http://schemas.openxmlformats.org/drawingml/2006/picture">
+                <pic:pic>
+                  <pic:nvPicPr>
+                    <pic:cNvPr id="0" name="edd1bb0d1f26d50d.png"/>
+                    <pic:cNvPicPr/>
+                  </pic:nvPicPr>
+                  <pic:blipFill>
+                    <a:blip r:embed="rId9"/>
+                    <a:stretch>
+                      <a:fillRect/>
+                    </a:stretch>
+                  </pic:blipFill>
+                  <pic:spPr>
+                    <a:xfrm>
+                      <a:off x="0" y="0"/>
+                      <a:ext cx="521207" cy="213360"/>
+                    </a:xfrm>
+                    <a:prstGeom prst="rect"/>
+                  </pic:spPr>
+                </pic:pic>
+              </a:graphicData>
+            </a:graphic>
+          </wp:inline>
+        </w:drawing>
+      </w:r>
+      <w:r>
+        <w:rPr>
+          <w:b w:val="0"/>
+          <w:i w:val="0"/>
+          <w:color w:val="1A1A1A"/>
+          <w:sz w:val="21"/>
+        </w:rPr>
+        <w:t xml:space="preserve">.  A wall is 4 in long on it.  How long is the real wall?  →  </w:t>
       </w:r>
       <w:r>
         <w:rPr>
@@ -2329,7 +2372,50 @@
           <w:color w:val="1A1A1A"/>
           <w:sz w:val="21"/>
         </w:rPr>
-        <w:t xml:space="preserve">A plan is drawn at 1 in : 3 ft. A room is 2.5 in long on it.  How long is the real room?  →  </w:t>
+        <w:t xml:space="preserve">A plan is drawn at </w:t>
+      </w:r>
+      <w:r>
+        <w:drawing>
+          <wp:inline xmlns:a="http://schemas.openxmlformats.org/drawingml/2006/main" xmlns:pic="http://schemas.openxmlformats.org/drawingml/2006/picture">
+            <wp:extent cx="505968" cy="115824"/>
+            <wp:docPr id="2" name="Picture 2"/>
+            <wp:cNvGraphicFramePr>
+              <a:graphicFrameLocks noChangeAspect="1"/>
+            </wp:cNvGraphicFramePr>
+            <a:graphic>
+              <a:graphicData uri="http://schemas.openxmlformats.org/drawingml/2006/picture">
+                <pic:pic>
+                  <pic:nvPicPr>
+                    <pic:cNvPr id="0" name="07b7d803a1bb69a4.png"/>
+                    <pic:cNvPicPr/>
+                  </pic:nvPicPr>
+                  <pic:blipFill>
+                    <a:blip r:embed="rId10"/>
+                    <a:stretch>
+                      <a:fillRect/>
+                    </a:stretch>
+                  </pic:blipFill>
+                  <pic:spPr>
+                    <a:xfrm>
+                      <a:off x="0" y="0"/>
+                      <a:ext cx="505968" cy="115824"/>
+                    </a:xfrm>
+                    <a:prstGeom prst="rect"/>
+                  </pic:spPr>
+                </pic:pic>
+              </a:graphicData>
+            </a:graphic>
+          </wp:inline>
+        </w:drawing>
+      </w:r>
+      <w:r>
+        <w:rPr>
+          <w:b w:val="0"/>
+          <w:i w:val="0"/>
+          <w:color w:val="1A1A1A"/>
+          <w:sz w:val="21"/>
+        </w:rPr>
+        <w:t xml:space="preserve">.  A room is 2.5 in long on it.  How long is the real room?  →  </w:t>
       </w:r>
       <w:r>
         <w:rPr>
@@ -2380,7 +2466,50 @@
           <w:color w:val="1A1A1A"/>
           <w:sz w:val="21"/>
         </w:rPr>
-        <w:t xml:space="preserve">A plan is drawn at 1 in : 3 ft. A real wall is 21 ft long.  How long is it on the plan?  →  </w:t>
+        <w:t xml:space="preserve">A plan is drawn at </w:t>
+      </w:r>
+      <w:r>
+        <w:drawing>
+          <wp:inline xmlns:a="http://schemas.openxmlformats.org/drawingml/2006/main" xmlns:pic="http://schemas.openxmlformats.org/drawingml/2006/picture">
+            <wp:extent cx="505968" cy="115824"/>
+            <wp:docPr id="3" name="Picture 3"/>
+            <wp:cNvGraphicFramePr>
+              <a:graphicFrameLocks noChangeAspect="1"/>
+            </wp:cNvGraphicFramePr>
+            <a:graphic>
+              <a:graphicData uri="http://schemas.openxmlformats.org/drawingml/2006/picture">
+                <pic:pic>
+                  <pic:nvPicPr>
+                    <pic:cNvPr id="0" name="07b7d803a1bb69a4.png"/>
+                    <pic:cNvPicPr/>
+                  </pic:nvPicPr>
+                  <pic:blipFill>
+                    <a:blip r:embed="rId10"/>
+                    <a:stretch>
+                      <a:fillRect/>
+                    </a:stretch>
+                  </pic:blipFill>
+                  <pic:spPr>
+                    <a:xfrm>
+                      <a:off x="0" y="0"/>
+                      <a:ext cx="505968" cy="115824"/>
+                    </a:xfrm>
+                    <a:prstGeom prst="rect"/>
+                  </pic:spPr>
+                </pic:pic>
+              </a:graphicData>
+            </a:graphic>
+          </wp:inline>
+        </w:drawing>
+      </w:r>
+      <w:r>
+        <w:rPr>
+          <w:b w:val="0"/>
+          <w:i w:val="0"/>
+          <w:color w:val="1A1A1A"/>
+          <w:sz w:val="21"/>
+        </w:rPr>
+        <w:t xml:space="preserve">.  A real wall is 21 ft long.  How long is it on the plan?  →  </w:t>
       </w:r>
       <w:r>
         <w:rPr>
@@ -2431,7 +2560,50 @@
           <w:color w:val="1A1A1A"/>
           <w:sz w:val="21"/>
         </w:rPr>
-        <w:t xml:space="preserve">A model car is built at 1 : 50 and is 8 cm long. How long is the real car?  →  </w:t>
+        <w:t xml:space="preserve">A model car is built at </w:t>
+      </w:r>
+      <w:r>
+        <w:drawing>
+          <wp:inline xmlns:a="http://schemas.openxmlformats.org/drawingml/2006/main" xmlns:pic="http://schemas.openxmlformats.org/drawingml/2006/picture">
+            <wp:extent cx="316992" cy="118872"/>
+            <wp:docPr id="4" name="Picture 4"/>
+            <wp:cNvGraphicFramePr>
+              <a:graphicFrameLocks noChangeAspect="1"/>
+            </wp:cNvGraphicFramePr>
+            <a:graphic>
+              <a:graphicData uri="http://schemas.openxmlformats.org/drawingml/2006/picture">
+                <pic:pic>
+                  <pic:nvPicPr>
+                    <pic:cNvPr id="0" name="c313b2cf1c8b9832.png"/>
+                    <pic:cNvPicPr/>
+                  </pic:nvPicPr>
+                  <pic:blipFill>
+                    <a:blip r:embed="rId11"/>
+                    <a:stretch>
+                      <a:fillRect/>
+                    </a:stretch>
+                  </pic:blipFill>
+                  <pic:spPr>
+                    <a:xfrm>
+                      <a:off x="0" y="0"/>
+                      <a:ext cx="316992" cy="118872"/>
+                    </a:xfrm>
+                    <a:prstGeom prst="rect"/>
+                  </pic:spPr>
+                </pic:pic>
+              </a:graphicData>
+            </a:graphic>
+          </wp:inline>
+        </w:drawing>
+      </w:r>
+      <w:r>
+        <w:rPr>
+          <w:b w:val="0"/>
+          <w:i w:val="0"/>
+          <w:color w:val="1A1A1A"/>
+          <w:sz w:val="21"/>
+        </w:rPr>
+        <w:t xml:space="preserve"> and is 8 cm long. How long is the real car?  →  </w:t>
       </w:r>
       <w:r>
         <w:rPr>
@@ -2491,7 +2663,50 @@
           <w:color w:val="1A1A1A"/>
           <w:sz w:val="21"/>
         </w:rPr>
-        <w:t xml:space="preserve">A plan is drawn at ¼ in : 1 ft. A real wall is 15 ft long.  How long is it on the plan?  →  </w:t>
+        <w:t xml:space="preserve">A plan is drawn at </w:t>
+      </w:r>
+      <w:r>
+        <w:drawing>
+          <wp:inline xmlns:a="http://schemas.openxmlformats.org/drawingml/2006/main" xmlns:pic="http://schemas.openxmlformats.org/drawingml/2006/picture">
+            <wp:extent cx="521207" cy="213360"/>
+            <wp:docPr id="5" name="Picture 5"/>
+            <wp:cNvGraphicFramePr>
+              <a:graphicFrameLocks noChangeAspect="1"/>
+            </wp:cNvGraphicFramePr>
+            <a:graphic>
+              <a:graphicData uri="http://schemas.openxmlformats.org/drawingml/2006/picture">
+                <pic:pic>
+                  <pic:nvPicPr>
+                    <pic:cNvPr id="0" name="e8465da90a0af75d.png"/>
+                    <pic:cNvPicPr/>
+                  </pic:nvPicPr>
+                  <pic:blipFill>
+                    <a:blip r:embed="rId12"/>
+                    <a:stretch>
+                      <a:fillRect/>
+                    </a:stretch>
+                  </pic:blipFill>
+                  <pic:spPr>
+                    <a:xfrm>
+                      <a:off x="0" y="0"/>
+                      <a:ext cx="521207" cy="213360"/>
+                    </a:xfrm>
+                    <a:prstGeom prst="rect"/>
+                  </pic:spPr>
+                </pic:pic>
+              </a:graphicData>
+            </a:graphic>
+          </wp:inline>
+        </w:drawing>
+      </w:r>
+      <w:r>
+        <w:rPr>
+          <w:b w:val="0"/>
+          <w:i w:val="0"/>
+          <w:color w:val="1A1A1A"/>
+          <w:sz w:val="21"/>
+        </w:rPr>
+        <w:t xml:space="preserve">.  A real wall is 15 ft long.  How long is it on the plan?  →  </w:t>
       </w:r>
       <w:r>
         <w:rPr>
@@ -2542,7 +2757,50 @@
           <w:color w:val="1A1A1A"/>
           <w:sz w:val="21"/>
         </w:rPr>
-        <w:t xml:space="preserve">A plan is drawn at 1 in : 4 ft. A room is 2 in by 3 in on it. What is the room's real area?  →  </w:t>
+        <w:t xml:space="preserve">A plan is drawn at </w:t>
+      </w:r>
+      <w:r>
+        <w:drawing>
+          <wp:inline xmlns:a="http://schemas.openxmlformats.org/drawingml/2006/main" xmlns:pic="http://schemas.openxmlformats.org/drawingml/2006/picture">
+            <wp:extent cx="505968" cy="115824"/>
+            <wp:docPr id="6" name="Picture 6"/>
+            <wp:cNvGraphicFramePr>
+              <a:graphicFrameLocks noChangeAspect="1"/>
+            </wp:cNvGraphicFramePr>
+            <a:graphic>
+              <a:graphicData uri="http://schemas.openxmlformats.org/drawingml/2006/picture">
+                <pic:pic>
+                  <pic:nvPicPr>
+                    <pic:cNvPr id="0" name="9ef2c8874e0c0cae.png"/>
+                    <pic:cNvPicPr/>
+                  </pic:nvPicPr>
+                  <pic:blipFill>
+                    <a:blip r:embed="rId13"/>
+                    <a:stretch>
+                      <a:fillRect/>
+                    </a:stretch>
+                  </pic:blipFill>
+                  <pic:spPr>
+                    <a:xfrm>
+                      <a:off x="0" y="0"/>
+                      <a:ext cx="505968" cy="115824"/>
+                    </a:xfrm>
+                    <a:prstGeom prst="rect"/>
+                  </pic:spPr>
+                </pic:pic>
+              </a:graphicData>
+            </a:graphic>
+          </wp:inline>
+        </w:drawing>
+      </w:r>
+      <w:r>
+        <w:rPr>
+          <w:b w:val="0"/>
+          <w:i w:val="0"/>
+          <w:color w:val="1A1A1A"/>
+          <w:sz w:val="21"/>
+        </w:rPr>
+        <w:t xml:space="preserve">. A room is 2 in by 3 in on it. What is the room's real area?  →  </w:t>
       </w:r>
       <w:r>
         <w:rPr>
@@ -2631,7 +2889,93 @@
           <w:color w:val="1A1A1A"/>
           <w:sz w:val="21"/>
         </w:rPr>
-        <w:t xml:space="preserve">A plane is 36 ft long. One model of it is built at 1 : 48, another at 1 : 72.  Which model is longer, and by how much?  →  </w:t>
+        <w:t xml:space="preserve">A plane is 36 ft long.  One model of it is built at </w:t>
+      </w:r>
+      <w:r>
+        <w:drawing>
+          <wp:inline xmlns:a="http://schemas.openxmlformats.org/drawingml/2006/main" xmlns:pic="http://schemas.openxmlformats.org/drawingml/2006/picture">
+            <wp:extent cx="310896" cy="115824"/>
+            <wp:docPr id="7" name="Picture 7"/>
+            <wp:cNvGraphicFramePr>
+              <a:graphicFrameLocks noChangeAspect="1"/>
+            </wp:cNvGraphicFramePr>
+            <a:graphic>
+              <a:graphicData uri="http://schemas.openxmlformats.org/drawingml/2006/picture">
+                <pic:pic>
+                  <pic:nvPicPr>
+                    <pic:cNvPr id="0" name="92f90e95665fca56.png"/>
+                    <pic:cNvPicPr/>
+                  </pic:nvPicPr>
+                  <pic:blipFill>
+                    <a:blip r:embed="rId14"/>
+                    <a:stretch>
+                      <a:fillRect/>
+                    </a:stretch>
+                  </pic:blipFill>
+                  <pic:spPr>
+                    <a:xfrm>
+                      <a:off x="0" y="0"/>
+                      <a:ext cx="310896" cy="115824"/>
+                    </a:xfrm>
+                    <a:prstGeom prst="rect"/>
+                  </pic:spPr>
+                </pic:pic>
+              </a:graphicData>
+            </a:graphic>
+          </wp:inline>
+        </w:drawing>
+      </w:r>
+      <w:r>
+        <w:rPr>
+          <w:b w:val="0"/>
+          <w:i w:val="0"/>
+          <w:color w:val="1A1A1A"/>
+          <w:sz w:val="21"/>
+        </w:rPr>
+        <w:t xml:space="preserve">, another at </w:t>
+      </w:r>
+      <w:r>
+        <w:drawing>
+          <wp:inline xmlns:a="http://schemas.openxmlformats.org/drawingml/2006/main" xmlns:pic="http://schemas.openxmlformats.org/drawingml/2006/picture">
+            <wp:extent cx="316992" cy="115824"/>
+            <wp:docPr id="8" name="Picture 8"/>
+            <wp:cNvGraphicFramePr>
+              <a:graphicFrameLocks noChangeAspect="1"/>
+            </wp:cNvGraphicFramePr>
+            <a:graphic>
+              <a:graphicData uri="http://schemas.openxmlformats.org/drawingml/2006/picture">
+                <pic:pic>
+                  <pic:nvPicPr>
+                    <pic:cNvPr id="0" name="61ada79998fd24c9.png"/>
+                    <pic:cNvPicPr/>
+                  </pic:nvPicPr>
+                  <pic:blipFill>
+                    <a:blip r:embed="rId15"/>
+                    <a:stretch>
+                      <a:fillRect/>
+                    </a:stretch>
+                  </pic:blipFill>
+                  <pic:spPr>
+                    <a:xfrm>
+                      <a:off x="0" y="0"/>
+                      <a:ext cx="316992" cy="115824"/>
+                    </a:xfrm>
+                    <a:prstGeom prst="rect"/>
+                  </pic:spPr>
+                </pic:pic>
+              </a:graphicData>
+            </a:graphic>
+          </wp:inline>
+        </w:drawing>
+      </w:r>
+      <w:r>
+        <w:rPr>
+          <w:b w:val="0"/>
+          <w:i w:val="0"/>
+          <w:color w:val="1A1A1A"/>
+          <w:sz w:val="21"/>
+        </w:rPr>
+        <w:t xml:space="preserve">.  Which model is longer, and by how much?  →  </w:t>
       </w:r>
       <w:r>
         <w:rPr>
@@ -2682,7 +3026,50 @@
           <w:color w:val="1A1A1A"/>
           <w:sz w:val="21"/>
         </w:rPr>
-        <w:t xml:space="preserve">Mia, who is 13, enlarges her 9 in by 12 in poster into a mural at 1 in : 2 ft.  What are the mural's dimensions?  →  </w:t>
+        <w:t xml:space="preserve">Mia, who is 13, enlarges her 9 in by 12 in poster into a mural.  The mural's scale is </w:t>
+      </w:r>
+      <w:r>
+        <w:drawing>
+          <wp:inline xmlns:a="http://schemas.openxmlformats.org/drawingml/2006/main" xmlns:pic="http://schemas.openxmlformats.org/drawingml/2006/picture">
+            <wp:extent cx="505968" cy="115824"/>
+            <wp:docPr id="9" name="Picture 9"/>
+            <wp:cNvGraphicFramePr>
+              <a:graphicFrameLocks noChangeAspect="1"/>
+            </wp:cNvGraphicFramePr>
+            <a:graphic>
+              <a:graphicData uri="http://schemas.openxmlformats.org/drawingml/2006/picture">
+                <pic:pic>
+                  <pic:nvPicPr>
+                    <pic:cNvPr id="0" name="0256a6be224906e7.png"/>
+                    <pic:cNvPicPr/>
+                  </pic:nvPicPr>
+                  <pic:blipFill>
+                    <a:blip r:embed="rId16"/>
+                    <a:stretch>
+                      <a:fillRect/>
+                    </a:stretch>
+                  </pic:blipFill>
+                  <pic:spPr>
+                    <a:xfrm>
+                      <a:off x="0" y="0"/>
+                      <a:ext cx="505968" cy="115824"/>
+                    </a:xfrm>
+                    <a:prstGeom prst="rect"/>
+                  </pic:spPr>
+                </pic:pic>
+              </a:graphicData>
+            </a:graphic>
+          </wp:inline>
+        </w:drawing>
+      </w:r>
+      <w:r>
+        <w:rPr>
+          <w:b w:val="0"/>
+          <w:i w:val="0"/>
+          <w:color w:val="1A1A1A"/>
+          <w:sz w:val="21"/>
+        </w:rPr>
+        <w:t xml:space="preserve">.  What are the mural's dimensions?  →  </w:t>
       </w:r>
       <w:r>
         <w:rPr>

--- a/a7/packages/A7 Unit 5 - Multi-Step Proportional Relationships/Lessons/5.04/A7 5.04 Real-World Scale Drawings - Teacher Edition.docx
+++ b/a7/packages/A7 Unit 5 - Multi-Step Proportional Relationships/Lessons/5.04/A7 5.04 Real-World Scale Drawings - Teacher Edition.docx
@@ -1676,7 +1676,7 @@
           <w:color w:val="1A1A1A"/>
           <w:sz w:val="21"/>
         </w:rPr>
-        <w:t xml:space="preserve">Warm-Up — On your own. Four minutes. No notes.  </w:t>
+        <w:t xml:space="preserve">Warm-Up — On your own. No notes.  </w:t>
       </w:r>
       <w:r>
         <w:rPr>
